--- a/Hálózatok (ZsP)/Feladatok/08 - Feladatos.docx
+++ b/Hálózatok (ZsP)/Feladatok/08 - Feladatos.docx
@@ -181,13 +181,11 @@
       </w:r>
       <w:proofErr w:type="spellEnd"/>
       <w:r>
-        <w:t xml:space="preserve"> létrehozása S1 és S2 </w:t>
-      </w:r>
-      <w:proofErr w:type="spellStart"/>
-      <w:r>
-        <w:t>közöt</w:t>
-      </w:r>
-      <w:proofErr w:type="spellEnd"/>
+        <w:t xml:space="preserve"> létrehozása S1 és S2 közöt</w:t>
+      </w:r>
+      <w:r>
+        <w:t>t</w:t>
+      </w:r>
     </w:p>
     <w:p>
       <w:r>
